--- a/适用于rk3588的buildroot配置.docx
+++ b/适用于rk3588的buildroot配置.docx
@@ -112,6 +112,9 @@
     </w:p>
     <w:p>
       <w:r>
+        <w:rPr>
+          <w:noProof/>
+        </w:rPr>
         <w:drawing>
           <wp:inline distT="0" distB="0" distL="0" distR="0" wp14:anchorId="277263F3" wp14:editId="55171995">
             <wp:extent cx="5274310" cy="1113790"/>
@@ -150,11 +153,6 @@
       </w:r>
     </w:p>
     <w:p>
-      <w:pPr>
-        <w:rPr>
-          <w:rFonts w:hint="eastAsia"/>
-        </w:rPr>
-      </w:pPr>
       <w:r>
         <w:t>CROSS_COMPILE</w:t>
       </w:r>
@@ -194,11 +192,6 @@
       </w:r>
     </w:p>
     <w:p>
-      <w:pPr>
-        <w:rPr>
-          <w:rFonts w:hint="eastAsia"/>
-        </w:rPr>
-      </w:pPr>
       <w:r>
         <w:rPr>
           <w:rFonts w:hint="eastAsia"/>
@@ -495,6 +488,9 @@
         <w:ind w:left="360" w:firstLineChars="0" w:firstLine="0"/>
       </w:pPr>
       <w:r>
+        <w:rPr>
+          <w:noProof/>
+        </w:rPr>
         <w:lastRenderedPageBreak/>
         <w:drawing>
           <wp:inline distT="0" distB="0" distL="0" distR="0" wp14:anchorId="7FE9D5E4" wp14:editId="5FA970F0">
@@ -537,9 +533,6 @@
       <w:pPr>
         <w:pStyle w:val="a9"/>
         <w:ind w:left="360" w:firstLineChars="0" w:firstLine="0"/>
-        <w:rPr>
-          <w:rFonts w:hint="eastAsia"/>
-        </w:rPr>
       </w:pPr>
       <w:r>
         <w:rPr>
@@ -551,68 +544,40 @@
     <w:p>
       <w:pPr>
         <w:pStyle w:val="a9"/>
-        <w:numPr>
-          <w:ilvl w:val="1"/>
-          <w:numId w:val="1"/>
-        </w:numPr>
-        <w:ind w:firstLineChars="0"/>
-        <w:rPr>
-          <w:b/>
-        </w:rPr>
-      </w:pPr>
-      <w:r>
-        <w:rPr>
-          <w:b/>
-        </w:rPr>
-        <w:t>Filesystem images</w:t>
-      </w:r>
-    </w:p>
-    <w:p>
-      <w:pPr>
-        <w:pStyle w:val="a9"/>
         <w:ind w:left="360" w:firstLineChars="0" w:firstLine="0"/>
       </w:pPr>
       <w:r>
         <w:rPr>
           <w:rFonts w:hint="eastAsia"/>
         </w:rPr>
-        <w:t>这里也是参考文档改成ext</w:t>
-      </w:r>
-      <w:r>
-        <w:t>4</w:t>
-      </w:r>
-      <w:r>
-        <w:rPr>
-          <w:rFonts w:hint="eastAsia"/>
-        </w:rPr>
-        <w:t>文件系统，但是</w:t>
-      </w:r>
-      <w:r>
-        <w:t>additional mke2fs options</w:t>
-      </w:r>
-      <w:r>
-        <w:rPr>
-          <w:rFonts w:hint="eastAsia"/>
-        </w:rPr>
-        <w:t xml:space="preserve">这个配置，要加上 </w:t>
-      </w:r>
-      <w:r>
-        <w:t>-O ^metadata_csum_seed -O ^FEATURE_C12</w:t>
-      </w:r>
-      <w:r>
-        <w:rPr>
-          <w:rFonts w:hint="eastAsia"/>
-        </w:rPr>
-        <w:t>，编译出的ext</w:t>
-      </w:r>
-      <w:r>
-        <w:t>4</w:t>
-      </w:r>
-      <w:r>
-        <w:rPr>
-          <w:rFonts w:hint="eastAsia"/>
-        </w:rPr>
-        <w:t>文件系统要去掉这两个特性。</w:t>
+        <w:t>点进</w:t>
+      </w:r>
+      <w:r>
+        <w:t>Run a getty (login prompt) after boot</w:t>
+      </w:r>
+      <w:r>
+        <w:rPr>
+          <w:rFonts w:hint="eastAsia"/>
+        </w:rPr>
+        <w:t>这个配置，调整T</w:t>
+      </w:r>
+      <w:r>
+        <w:t xml:space="preserve">TY </w:t>
+      </w:r>
+      <w:r>
+        <w:rPr>
+          <w:rFonts w:hint="eastAsia"/>
+        </w:rPr>
+        <w:t>port为ttyF</w:t>
+      </w:r>
+      <w:r>
+        <w:t>IQ0</w:t>
+      </w:r>
+      <w:r>
+        <w:rPr>
+          <w:rFonts w:hint="eastAsia"/>
+        </w:rPr>
+        <w:t>，如图:</w:t>
       </w:r>
     </w:p>
     <w:p>
@@ -621,11 +586,14 @@
         <w:ind w:left="360" w:firstLineChars="0" w:firstLine="0"/>
       </w:pPr>
       <w:r>
+        <w:rPr>
+          <w:noProof/>
+        </w:rPr>
         <w:drawing>
-          <wp:inline distT="0" distB="0" distL="0" distR="0" wp14:anchorId="357D1EA7" wp14:editId="45782272">
-            <wp:extent cx="5274310" cy="3315970"/>
-            <wp:effectExtent l="0" t="0" r="2540" b="0"/>
-            <wp:docPr id="5" name="图片 5"/>
+          <wp:inline distT="0" distB="0" distL="0" distR="0" wp14:anchorId="0C25E4AA" wp14:editId="25060D7B">
+            <wp:extent cx="5274310" cy="2360930"/>
+            <wp:effectExtent l="0" t="0" r="2540" b="1270"/>
+            <wp:docPr id="4" name="图片 4"/>
             <wp:cNvGraphicFramePr>
               <a:graphicFrameLocks xmlns:a="http://schemas.openxmlformats.org/drawingml/2006/main" noChangeAspect="1"/>
             </wp:cNvGraphicFramePr>
@@ -645,6 +613,120 @@
                   <pic:spPr>
                     <a:xfrm>
                       <a:off x="0" y="0"/>
+                      <a:ext cx="5274310" cy="2360930"/>
+                    </a:xfrm>
+                    <a:prstGeom prst="rect">
+                      <a:avLst/>
+                    </a:prstGeom>
+                  </pic:spPr>
+                </pic:pic>
+              </a:graphicData>
+            </a:graphic>
+          </wp:inline>
+        </w:drawing>
+      </w:r>
+    </w:p>
+    <w:p>
+      <w:pPr>
+        <w:pStyle w:val="a9"/>
+        <w:numPr>
+          <w:ilvl w:val="1"/>
+          <w:numId w:val="1"/>
+        </w:numPr>
+        <w:ind w:firstLineChars="0"/>
+        <w:rPr>
+          <w:b/>
+        </w:rPr>
+      </w:pPr>
+      <w:r>
+        <w:rPr>
+          <w:b/>
+        </w:rPr>
+        <w:t>Filesystem images</w:t>
+      </w:r>
+    </w:p>
+    <w:p>
+      <w:pPr>
+        <w:pStyle w:val="a9"/>
+        <w:ind w:left="360" w:firstLineChars="0" w:firstLine="0"/>
+      </w:pPr>
+      <w:r>
+        <w:rPr>
+          <w:rFonts w:hint="eastAsia"/>
+        </w:rPr>
+        <w:t>这里也是参考文档改成ext</w:t>
+      </w:r>
+      <w:r>
+        <w:t>4</w:t>
+      </w:r>
+      <w:r>
+        <w:rPr>
+          <w:rFonts w:hint="eastAsia"/>
+        </w:rPr>
+        <w:t>文件系统，但是</w:t>
+      </w:r>
+      <w:r>
+        <w:t>additional mke2fs options</w:t>
+      </w:r>
+      <w:r>
+        <w:rPr>
+          <w:rFonts w:hint="eastAsia"/>
+        </w:rPr>
+        <w:t xml:space="preserve">这个配置，要加上 </w:t>
+      </w:r>
+      <w:r>
+        <w:t>-O ^metadata_csum_seed -O ^FEATURE_C12</w:t>
+      </w:r>
+      <w:r>
+        <w:rPr>
+          <w:rFonts w:hint="eastAsia"/>
+        </w:rPr>
+        <w:t>，编译出的ext</w:t>
+      </w:r>
+      <w:r>
+        <w:t>4</w:t>
+      </w:r>
+      <w:r>
+        <w:rPr>
+          <w:rFonts w:hint="eastAsia"/>
+        </w:rPr>
+        <w:t>文件系统要去掉这两个特性。</w:t>
+      </w:r>
+    </w:p>
+    <w:p>
+      <w:pPr>
+        <w:pStyle w:val="a9"/>
+        <w:ind w:left="360" w:firstLineChars="0" w:firstLine="0"/>
+      </w:pPr>
+      <w:r>
+        <w:rPr>
+          <w:noProof/>
+        </w:rPr>
+        <w:lastRenderedPageBreak/>
+        <w:drawing>
+          <wp:inline distT="0" distB="0" distL="0" distR="0" wp14:anchorId="357D1EA7" wp14:editId="45782272">
+            <wp:extent cx="5274310" cy="3315970"/>
+            <wp:effectExtent l="0" t="0" r="2540" b="0"/>
+            <wp:docPr id="5" name="图片 5"/>
+            <wp:cNvGraphicFramePr>
+              <a:graphicFrameLocks xmlns:a="http://schemas.openxmlformats.org/drawingml/2006/main" noChangeAspect="1"/>
+            </wp:cNvGraphicFramePr>
+            <a:graphic xmlns:a="http://schemas.openxmlformats.org/drawingml/2006/main">
+              <a:graphicData uri="http://schemas.openxmlformats.org/drawingml/2006/picture">
+                <pic:pic xmlns:pic="http://schemas.openxmlformats.org/drawingml/2006/picture">
+                  <pic:nvPicPr>
+                    <pic:cNvPr id="1" name=""/>
+                    <pic:cNvPicPr/>
+                  </pic:nvPicPr>
+                  <pic:blipFill>
+                    <a:blip r:embed="rId13"/>
+                    <a:stretch>
+                      <a:fillRect/>
+                    </a:stretch>
+                  </pic:blipFill>
+                  <pic:spPr>
+                    <a:xfrm>
+                      <a:off x="0" y="0"/>
                       <a:ext cx="5274310" cy="3315970"/>
                     </a:xfrm>
                     <a:prstGeom prst="rect">
@@ -688,9 +770,6 @@
       <w:pPr>
         <w:pStyle w:val="a9"/>
         <w:ind w:left="360" w:firstLineChars="0" w:firstLine="0"/>
-        <w:rPr>
-          <w:rFonts w:hint="eastAsia"/>
-        </w:rPr>
       </w:pPr>
       <w:r>
         <w:rPr>
@@ -722,33 +801,23 @@
       <w:pPr>
         <w:pStyle w:val="a9"/>
         <w:ind w:left="360" w:firstLineChars="0" w:firstLine="0"/>
-        <w:rPr>
-          <w:rFonts w:hint="eastAsia"/>
-        </w:rPr>
-      </w:pPr>
-      <w:r>
-        <w:rPr>
-          <w:rFonts w:hint="eastAsia"/>
-        </w:rPr>
-        <w:lastRenderedPageBreak/>
+      </w:pPr>
+      <w:r>
+        <w:rPr>
+          <w:rFonts w:hint="eastAsia"/>
+        </w:rPr>
         <w:t>这里就纯粹按需选择了，不做叙述。</w:t>
       </w:r>
     </w:p>
     <w:p>
       <w:pPr>
         <w:rPr>
-          <w:rFonts w:hint="eastAsia"/>
           <w:b/>
         </w:rPr>
       </w:pPr>
     </w:p>
     <w:p/>
     <w:p>
-      <w:pPr>
-        <w:rPr>
-          <w:rFonts w:hint="eastAsia"/>
-        </w:rPr>
-      </w:pPr>
       <w:r>
         <w:rPr>
           <w:rFonts w:hint="eastAsia"/>
@@ -772,9 +841,181 @@
           <w:rFonts w:hint="eastAsia"/>
         </w:rPr>
         <w:t>sh，等待编译完成就好，生成的文件系统在output/image目录。</w:t>
+      </w:r>
+    </w:p>
+    <w:p>
+      <w:r>
+        <w:rPr>
+          <w:rFonts w:hint="eastAsia"/>
+        </w:rPr>
+        <w:t>烧录进去之后需要自动挂载/</w:t>
+      </w:r>
+      <w:r>
+        <w:t>boot</w:t>
+      </w:r>
+      <w:r>
+        <w:rPr>
+          <w:rFonts w:hint="eastAsia"/>
+        </w:rPr>
+        <w:t>目录，不然设备树是错误的，也不能用设备树插件功能。</w:t>
+      </w:r>
+    </w:p>
+    <w:p>
+      <w:pPr>
+        <w:rPr>
+          <w:rStyle w:val="HTML"/>
+        </w:rPr>
+      </w:pPr>
+      <w:r>
+        <w:rPr>
+          <w:rStyle w:val="HTML"/>
+        </w:rPr>
+        <w:t>vi /etc/fstab</w:t>
+      </w:r>
+    </w:p>
+    <w:p>
+      <w:pPr>
+        <w:rPr>
+          <w:rStyle w:val="HTML"/>
+        </w:rPr>
+      </w:pPr>
+      <w:r>
+        <w:rPr>
+          <w:rStyle w:val="HTML"/>
+          <w:rFonts w:hint="eastAsia"/>
+        </w:rPr>
+        <w:t>在里面加上</w:t>
+      </w:r>
+      <w:r>
+        <w:rPr>
+          <w:rStyle w:val="HTML"/>
+        </w:rPr>
+        <w:t>/dev/mmcblk</w:t>
+      </w:r>
+      <w:r>
+        <w:rPr>
+          <w:rStyle w:val="HTML"/>
+          <w:rFonts w:hint="eastAsia"/>
+        </w:rPr>
+        <w:t>0</w:t>
+      </w:r>
+      <w:r>
+        <w:rPr>
+          <w:rStyle w:val="HTML"/>
+        </w:rPr>
+        <w:t>p2 /boot auto defaults 0 2</w:t>
+      </w:r>
+    </w:p>
+    <w:p>
+      <w:pPr>
+        <w:rPr>
+          <w:rStyle w:val="HTML"/>
+        </w:rPr>
+      </w:pPr>
+    </w:p>
+    <w:p>
+      <w:pPr>
+        <w:rPr>
+          <w:rStyle w:val="HTML"/>
+        </w:rPr>
+      </w:pPr>
+      <w:r>
+        <w:rPr>
+          <w:rStyle w:val="HTML"/>
+          <w:rFonts w:hint="eastAsia"/>
+        </w:rPr>
+        <w:t>需要开机初始化网络，修改</w:t>
+      </w:r>
+      <w:r>
+        <w:rPr>
+          <w:rStyle w:val="HTML"/>
+        </w:rPr>
+        <w:t>/etc/network/interfaces</w:t>
+      </w:r>
+      <w:r>
+        <w:rPr>
+          <w:rStyle w:val="HTML"/>
+        </w:rPr>
+        <w:t>,</w:t>
+      </w:r>
+      <w:r>
+        <w:rPr>
+          <w:rFonts w:hint="eastAsia"/>
+        </w:rPr>
+        <w:t xml:space="preserve"> </w:t>
+      </w:r>
+      <w:r>
+        <w:rPr>
+          <w:rStyle w:val="HTML"/>
+          <w:rFonts w:hint="eastAsia"/>
+        </w:rPr>
+        <w:t>在</w:t>
+      </w:r>
+      <w:r>
+        <w:rPr>
+          <w:rStyle w:val="HTML"/>
+        </w:rPr>
+        <w:t>interfaces文件添加eth0</w:t>
+      </w:r>
+      <w:r>
+        <w:rPr>
+          <w:rStyle w:val="HTML"/>
+          <w:rFonts w:hint="eastAsia"/>
+        </w:rPr>
+        <w:t>网卡配置：</w:t>
+      </w:r>
+    </w:p>
+    <w:p>
+      <w:pPr>
+        <w:rPr>
+          <w:rStyle w:val="HTML"/>
+        </w:rPr>
+      </w:pPr>
+    </w:p>
+    <w:p>
+      <w:pPr>
+        <w:rPr>
+          <w:rStyle w:val="HTML"/>
+        </w:rPr>
+      </w:pPr>
+      <w:r>
+        <w:rPr>
+          <w:rStyle w:val="HTML"/>
+        </w:rPr>
+        <w:t>auto eth0</w:t>
       </w:r>
       <w:bookmarkStart w:id="0" w:name="_GoBack"/>
       <w:bookmarkEnd w:id="0"/>
+    </w:p>
+    <w:p>
+      <w:pPr>
+        <w:rPr>
+          <w:rStyle w:val="HTML"/>
+          <w:rFonts w:hint="eastAsia"/>
+        </w:rPr>
+      </w:pPr>
+      <w:r>
+        <w:rPr>
+          <w:rStyle w:val="HTML"/>
+        </w:rPr>
+        <w:t>iface eth0 inet dhcp</w:t>
+      </w:r>
+    </w:p>
+    <w:p>
+      <w:pPr>
+        <w:rPr>
+          <w:rStyle w:val="HTML"/>
+        </w:rPr>
+      </w:pPr>
+    </w:p>
+    <w:p>
+      <w:pPr>
+        <w:rPr>
+          <w:rFonts w:ascii="宋体" w:eastAsia="宋体" w:hAnsi="宋体" w:cs="宋体" w:hint="eastAsia"/>
+          <w:sz w:val="24"/>
+          <w:szCs w:val="24"/>
+        </w:rPr>
+      </w:pPr>
     </w:p>
     <w:sectPr>
       <w:pgSz w:w="11906" w:h="16838"/>
@@ -1583,6 +1824,19 @@
       <w:szCs w:val="28"/>
     </w:rPr>
   </w:style>
+  <w:style w:type="character" w:styleId="HTML">
+    <w:name w:val="HTML Code"/>
+    <w:basedOn w:val="a0"/>
+    <w:uiPriority w:val="99"/>
+    <w:semiHidden/>
+    <w:unhideWhenUsed/>
+    <w:rsid w:val="00155842"/>
+    <w:rPr>
+      <w:rFonts w:ascii="宋体" w:eastAsia="宋体" w:hAnsi="宋体" w:cs="宋体"/>
+      <w:sz w:val="24"/>
+      <w:szCs w:val="24"/>
+    </w:rPr>
+  </w:style>
 </w:styles>
 </file>
 
